--- a/Cover_Letters/Shinoy_Jobgether_Senior_QA_Automation_Engineer_Cover_Letter.docx
+++ b/Cover_Letters/Shinoy_Jobgether_Senior_QA_Automation_Engineer_Cover_Letter.docx
@@ -35,7 +35,7 @@
     </w:p>
     <w:p>
       <w:r>
-        <w:t>I saw that you are looking for someone to protect the reliability and scalability of payment flows using Playwright and modern testing practices. In my recent work with global financial clients, I migrated test frameworks to Playwright TypeScript and built robust API and backend validation strategies for payment and credit workflows. I am also comfortable using AI tools like Gemini Code Assist to help generate and streamline tests, which fits well with your approach.</w:t>
+        <w:t>I've spent over 8 years testing payment processing systems and financial platforms, focusing heavily on API validation, backend data integrity, and automated regression suites. Since your team uses Playwright and focuses on payment flows and distributed services, my background migrating frameworks to Playwright and testing complex transaction lifecycles fits right in with what you're looking for. I also appreciate your openness to AI-assisted QA, as I've used Gemini Code Assist to speed up test generation in my recent work.</w:t>
       </w:r>
     </w:p>
     <w:p>
